--- a/templates/contract-template.docx
+++ b/templates/contract-template.docx
@@ -406,7 +406,7 @@
           <w:sz w:val="20"/>
           <w:lang w:eastAsia="sv-SE"/>
         </w:rPr>
-        <w:t xml:space="preserve"> års lönesamtal. (extra lön enligt nedan ej medräknat)</w:t>
+        <w:t xml:space="preserve"> års lönesamtal. Utöver detta har NN en rörlig lönedel om {{VARIABLE_PERCENTAGE}} % som beräknas enligt bifogad bilaga. Den uppskattade totala årslönen (fast + rörlig, netto) är {{ESTIMATED_TOTAL}} kr. (extra lön enligt nedan ej medräknat)</w:t>
       </w:r>
     </w:p>
     <w:p>

--- a/templates/contract-template.docx
+++ b/templates/contract-template.docx
@@ -406,7 +406,7 @@
           <w:sz w:val="20"/>
           <w:lang w:eastAsia="sv-SE"/>
         </w:rPr>
-        <w:t xml:space="preserve"> års lönesamtal. Utöver detta har NN en rörlig lönedel om {{VARIABLE_PERCENTAGE}} % som beräknas enligt bifogad bilaga. Den uppskattade totala årslönen (fast + rörlig, netto) är {{ESTIMATED_TOTAL}} kr. (extra lön enligt nedan ej medräknat)</w:t>
+        <w:t xml:space="preserve"> års lönesamtal. Utöver detta har NN en rörlig lönedel om {{VARIABLE_PERCENTAGE}} % som beräknas enligt bifogad bilaga. Den uppskattade månadslönen (fast + rörlig, brutto) är {{ESTIMATED_MONTHLY}} kr. (extra lön enligt nedan ej medräknat)</w:t>
       </w:r>
     </w:p>
     <w:p>
@@ -662,6 +662,14 @@
           <w:lang w:eastAsia="sv-SE"/>
         </w:rPr>
         <w:t>.</w:t>
+      </w:r>
+      <w:r>
+        <w:rPr>
+          <w:rFonts w:asciiTheme="minorHAnsi" w:eastAsia="Times New Roman" w:hAnsiTheme="minorHAnsi" w:cstheme="minorHAnsi"/>
+          <w:sz w:val="20"/>
+          <w:lang w:eastAsia="sv-SE"/>
+        </w:rPr>
+        <w:t xml:space="preserve"> NN har rätt till 25 dagars betald semester per år.</w:t>
       </w:r>
     </w:p>
     <w:p>
